--- a/report/CapNhatTienDo_Tuan02_LuongNguyenNgocDinh.docx
+++ b/report/CapNhatTienDo_Tuan02_LuongNguyenNgocDinh.docx
@@ -788,7 +788,7 @@
               <w:jc w:val="center"/>
             </w:pPr>
             <w:r>
-              <w:t>□ Xong  ☒ Đang làm  □ Chưa làm</w:t>
+              <w:t>☒ Xong  □ Đang làm  □ Chưa làm</w:t>
             </w:r>
             <w:r>
               <w:rPr>
@@ -811,7 +811,7 @@
               <w:jc w:val="left"/>
             </w:pPr>
             <w:r>
-              <w:t>Đã tạo đầy đủ thư mục dự án local và GitHub repository tại https://github.com/dinhvaren/iot-gateway-security-lab.</w:t>
+              <w:t>Đã tạo repository GitHub đúng tên đề tài và thiết lập cấu trúc thư mục làm việc.</w:t>
             </w:r>
             <w:r>
               <w:rPr>
@@ -903,7 +903,7 @@
               <w:jc w:val="left"/>
             </w:pPr>
             <w:r>
-              <w:t>Đã hoàn thiện docs/DE_CUONG_TUAN_02.md gồm lý do chọn đề tài, mục tiêu, phạm vi và sản phẩm dự kiến.</w:t>
+              <w:t>Đã hoàn thiện đề cương Tuần 02 gồm lý do chọn đề tài, mục tiêu, phạm vi và sản phẩm dự kiến.</w:t>
             </w:r>
             <w:r>
               <w:rPr>
@@ -995,7 +995,7 @@
               <w:jc w:val="left"/>
             </w:pPr>
             <w:r>
-              <w:t>Đã tổng hợp 7 nguồn, gồm Node-RED, Node-RED Docker, OWASP IoT Security Verification Standard, NIST SP 800-183, IoT Security Foundation, MQTT v5.0 và NISTIR 8259.</w:t>
+              <w:t>Đã tổng hợp tối thiểu 5 tài liệu tham khảo, gồm Node-RED, Node-RED Docker, OWASP IoT Security Verification Standard và nguồn uy tín bổ sung.</w:t>
             </w:r>
             <w:r>
               <w:rPr>
@@ -1087,7 +1087,7 @@
               <w:jc w:val="left"/>
             </w:pPr>
             <w:r>
-              <w:t>Đã xác định mô hình lab Node-RED chạy Docker, sử dụng dữ liệu IoT giả lập, 6 luật xác thực/lọc dữ liệu và audit log.</w:t>
+              <w:t>Đã xác định mô hình lab Node-RED chạy Docker, sử dụng dữ liệu IoT giả lập, các luật xác thực, lọc dữ liệu và audit log.</w:t>
             </w:r>
             <w:r>
               <w:rPr>
@@ -1179,7 +1179,7 @@
               <w:jc w:val="left"/>
             </w:pPr>
             <w:r>
-              <w:t>Đã lập kế hoạch chạy đầy đủ test case, thu thập log/ảnh, quay video demo và hoàn thiện bảng rủi ro.</w:t>
+              <w:t>Đã lập kế hoạch Tuần 03 gồm chạy test, thu log/ảnh, hoàn thiện bảng rủi ro và quay video demo.</w:t>
             </w:r>
             <w:r>
               <w:rPr>
@@ -1371,7 +1371,7 @@
               <w:jc w:val="left"/>
             </w:pPr>
             <w:r>
-              <w:t>Nghiên cứu vai trò gateway trong bảo mật IoT.</w:t>
+              <w:t>Nghiên cứu vai trò gateway trong bảo mật IoT</w:t>
             </w:r>
             <w:r>
               <w:rPr>
@@ -1417,9 +1417,7 @@
               <w:jc w:val="left"/>
             </w:pPr>
             <w:r>
-              <w:t>docs/DE_CUONG_TUAN_02.md</w:t>
-              <w:br/>
-              <w:t>docs/KIEN_TRUC_HE_THONG.md</w:t>
+              <w:t>README.md; docs/DE_CUONG_TUAN_02.md</w:t>
             </w:r>
             <w:r>
               <w:rPr>
@@ -1490,7 +1488,7 @@
               <w:jc w:val="left"/>
             </w:pPr>
             <w:r>
-              <w:t>Nghiên cứu Node-RED, Node-RED Docker và OWASP IoT Security Verification Standard.</w:t>
+              <w:t>Nghiên cứu Node-RED, Node-RED Docker và OWASP ISVS</w:t>
             </w:r>
             <w:r>
               <w:rPr>
@@ -1537,8 +1535,6 @@
             </w:pPr>
             <w:r>
               <w:t>docs/TAI_LIEU_THAM_KHAO.md</w:t>
-              <w:br/>
-              <w:t>README.md</w:t>
             </w:r>
             <w:r>
               <w:rPr>
@@ -1609,7 +1605,7 @@
               <w:jc w:val="left"/>
             </w:pPr>
             <w:r>
-              <w:t>Thiết kế mô hình gateway và luồng xử lý dữ liệu.</w:t>
+              <w:t>Thiết kế mô hình IoT Security Gateway</w:t>
             </w:r>
             <w:r>
               <w:rPr>
@@ -1632,7 +1628,7 @@
               <w:jc w:val="left"/>
             </w:pPr>
             <w:r>
-              <w:t>Đã xác định pipeline xác thực, kiểm tra schema, lọc ngưỡng, freshness/replay và audit log.</w:t>
+              <w:t>Đã xây dựng pipeline xác thực, schema validation, lọc ngưỡng, freshness, replay protection và audit log.</w:t>
             </w:r>
             <w:r>
               <w:rPr>
@@ -1655,11 +1651,7 @@
               <w:jc w:val="left"/>
             </w:pPr>
             <w:r>
-              <w:t>docs/KIEN_TRUC_HE_THONG.md</w:t>
-              <w:br/>
-              <w:t>flows.json</w:t>
-              <w:br/>
-              <w:t>docker-compose.yml</w:t>
+              <w:t>flows.json; docs/KIEN_TRUC_HE_THONG.md</w:t>
             </w:r>
             <w:r>
               <w:rPr>
@@ -1730,7 +1722,7 @@
               <w:jc w:val="left"/>
             </w:pPr>
             <w:r>
-              <w:t>Xây dựng và chạy thử Node-RED Security Gateway, thực hiện 8 test case.</w:t>
+              <w:t>Xây dựng prototype và chạy thử 8 test case trên Docker</w:t>
             </w:r>
             <w:r>
               <w:rPr>
@@ -1753,7 +1745,7 @@
               <w:jc w:val="left"/>
             </w:pPr>
             <w:r>
-              <w:t>Đã tạo môi trường Docker, flow xử lý dữ liệu, chạy thử 8/8 test case PASS, audit log hoạt động.</w:t>
+              <w:t>Đã tạo môi trường Docker, flow xử lý dữ liệu, chạy thử 8/8 test case PASS, audit log ghi nhận đầy đủ.</w:t>
             </w:r>
             <w:r>
               <w:rPr>
@@ -1776,11 +1768,7 @@
               <w:jc w:val="left"/>
             </w:pPr>
             <w:r>
-              <w:t>docker-compose.yml</w:t>
-              <w:br/>
-              <w:t>flows.json</w:t>
-              <w:br/>
-              <w:t>evidence/gateway-test-results.txt</w:t>
+              <w:t>docker-compose.yml; flows.json; docs/TEST_CASES.md; evidence/</w:t>
             </w:r>
             <w:r>
               <w:rPr>
@@ -1851,7 +1839,7 @@
               <w:jc w:val="left"/>
             </w:pPr>
             <w:r>
-              <w:t>Lập kế hoạch Tuần 03, viết hướng dẫn quay video demo và kịch bản lời nói.</w:t>
+              <w:t>Chuẩn bị kế hoạch kiểm thử và hướng dẫn quay video demo</w:t>
             </w:r>
             <w:r>
               <w:rPr>
@@ -1874,7 +1862,7 @@
               <w:jc w:val="left"/>
             </w:pPr>
             <w:r>
-              <w:t>Đã xác định test case, minh chứng cần thu thập, kế hoạch quay video demo 60-90 giây.</w:t>
+              <w:t>Đã xác định test case, kế hoạch thu thập minh chứng và kịch bản quay video demo 60-90 giây.</w:t>
             </w:r>
             <w:r>
               <w:rPr>
@@ -1897,11 +1885,7 @@
               <w:jc w:val="left"/>
             </w:pPr>
             <w:r>
-              <w:t>docs/TEST_CASES.md</w:t>
-              <w:br/>
-              <w:t>docs/HUONG_DAN_QUAY_VIDEO_DEMO.md</w:t>
-              <w:br/>
-              <w:t>docs/KICH_BAN_VIDEO_DEMO.md</w:t>
+              <w:t>docs/TEST_CASES.md; docs/HUONG_DAN_QUAY_VIDEO_DEMO.md; docs/KICH_BAN_VIDEO_DEMO.md</w:t>
             </w:r>
             <w:r>
               <w:rPr>
@@ -2107,77 +2091,6 @@
               <w:jc w:val="left"/>
             </w:pPr>
             <w:r>
-              <w:t>Chưa có video demo quay màn hình thực tế.</w:t>
-            </w:r>
-            <w:r>
-              <w:rPr>
-                <w:rFonts w:ascii="Times New Roman" w:hAnsi="Times New Roman" w:eastAsia="Times New Roman"/>
-                <w:b w:val="0"/>
-                <w:i w:val="0"/>
-                <w:sz w:val="22"/>
-              </w:rPr>
-            </w:r>
-          </w:p>
-        </w:tc>
-        <w:tc>
-          <w:tcPr>
-            <w:tcW w:type="dxa" w:w="3381"/>
-            <w:vAlign w:val="center"/>
-          </w:tcPr>
-          <w:p>
-            <w:pPr>
-              <w:spacing w:after="0"/>
-              <w:jc w:val="left"/>
-            </w:pPr>
-            <w:r>
-              <w:t>Chưa có minh chứng video cho phần demo hoạt động của gateway.</w:t>
-            </w:r>
-            <w:r>
-              <w:rPr>
-                <w:rFonts w:ascii="Times New Roman" w:hAnsi="Times New Roman" w:eastAsia="Times New Roman"/>
-                <w:b w:val="0"/>
-                <w:i w:val="0"/>
-                <w:sz w:val="22"/>
-              </w:rPr>
-            </w:r>
-          </w:p>
-        </w:tc>
-        <w:tc>
-          <w:tcPr>
-            <w:tcW w:type="dxa" w:w="3381"/>
-            <w:vAlign w:val="center"/>
-          </w:tcPr>
-          <w:p>
-            <w:pPr>
-              <w:spacing w:after="0"/>
-              <w:jc w:val="left"/>
-            </w:pPr>
-            <w:r>
-              <w:t>Không cần hỗ trợ; sinh viên sẽ quay video theo docs/HUONG_DAN_QUAY_VIDEO_DEMO.md.</w:t>
-            </w:r>
-            <w:r>
-              <w:rPr>
-                <w:rFonts w:ascii="Times New Roman" w:hAnsi="Times New Roman" w:eastAsia="Times New Roman"/>
-                <w:b w:val="0"/>
-                <w:i w:val="0"/>
-                <w:sz w:val="22"/>
-              </w:rPr>
-            </w:r>
-          </w:p>
-        </w:tc>
-      </w:tr>
-      <w:tr>
-        <w:tc>
-          <w:tcPr>
-            <w:tcW w:type="dxa" w:w="3381"/>
-            <w:vAlign w:val="center"/>
-          </w:tcPr>
-          <w:p>
-            <w:pPr>
-              <w:spacing w:after="0"/>
-              <w:jc w:val="left"/>
-            </w:pPr>
-            <w:r>
               <w:t>Lab sử dụng dữ liệu cảm biến giả lập, chưa có thiết bị IoT vật lý.</w:t>
             </w:r>
             <w:r>
@@ -2224,7 +2137,7 @@
               <w:jc w:val="left"/>
             </w:pPr>
             <w:r>
-              <w:t>Không cần hỗ trợ ở giai đoạn hiện tại; tập trung đánh giá chức năng bảo mật tại gateway.</w:t>
+              <w:t>Chưa cần hỗ trợ; tập trung đánh giá chức năng bảo mật tại gateway.</w:t>
             </w:r>
             <w:r>
               <w:rPr>
@@ -2249,7 +2162,7 @@
               <w:jc w:val="left"/>
             </w:pPr>
             <w:r>
-              <w:t>Token authentication chỉ là cơ chế mô phỏng trong phạm vi lab.</w:t>
+              <w:t>Cơ chế token hiện tại chỉ phục vụ phạm vi mô phỏng.</w:t>
             </w:r>
             <w:r>
               <w:rPr>
@@ -2296,6 +2209,77 @@
             </w:pPr>
             <w:r>
               <w:t>Tiếp tục phân tích hạn chế và hướng phát triển trong báo cáo.</w:t>
+            </w:r>
+            <w:r>
+              <w:rPr>
+                <w:rFonts w:ascii="Times New Roman" w:hAnsi="Times New Roman" w:eastAsia="Times New Roman"/>
+                <w:b w:val="0"/>
+                <w:i w:val="0"/>
+                <w:sz w:val="22"/>
+              </w:rPr>
+            </w:r>
+          </w:p>
+        </w:tc>
+      </w:tr>
+      <w:tr>
+        <w:tc>
+          <w:tcPr>
+            <w:tcW w:type="dxa" w:w="3381"/>
+            <w:vAlign w:val="center"/>
+          </w:tcPr>
+          <w:p>
+            <w:pPr>
+              <w:spacing w:after="0"/>
+              <w:jc w:val="left"/>
+            </w:pPr>
+            <w:r>
+              <w:t>Cần hoàn thiện bộ ảnh, log và video demo.</w:t>
+            </w:r>
+            <w:r>
+              <w:rPr>
+                <w:rFonts w:ascii="Times New Roman" w:hAnsi="Times New Roman" w:eastAsia="Times New Roman"/>
+                <w:b w:val="0"/>
+                <w:i w:val="0"/>
+                <w:sz w:val="22"/>
+              </w:rPr>
+            </w:r>
+          </w:p>
+        </w:tc>
+        <w:tc>
+          <w:tcPr>
+            <w:tcW w:type="dxa" w:w="3381"/>
+            <w:vAlign w:val="center"/>
+          </w:tcPr>
+          <w:p>
+            <w:pPr>
+              <w:spacing w:after="0"/>
+              <w:jc w:val="left"/>
+            </w:pPr>
+            <w:r>
+              <w:t>Minh chứng thực nghiệm chưa đầy đủ cho giai đoạn báo cáo cuối.</w:t>
+            </w:r>
+            <w:r>
+              <w:rPr>
+                <w:rFonts w:ascii="Times New Roman" w:hAnsi="Times New Roman" w:eastAsia="Times New Roman"/>
+                <w:b w:val="0"/>
+                <w:i w:val="0"/>
+                <w:sz w:val="22"/>
+              </w:rPr>
+            </w:r>
+          </w:p>
+        </w:tc>
+        <w:tc>
+          <w:tcPr>
+            <w:tcW w:type="dxa" w:w="3381"/>
+            <w:vAlign w:val="center"/>
+          </w:tcPr>
+          <w:p>
+            <w:pPr>
+              <w:spacing w:after="0"/>
+              <w:jc w:val="left"/>
+            </w:pPr>
+            <w:r>
+              <w:t>Hoàn thiện trong Tuần 03.</w:t>
             </w:r>
             <w:r>
               <w:rPr>
@@ -2439,7 +2423,7 @@
               <w:jc w:val="left"/>
             </w:pPr>
             <w:r>
-              <w:t>Chạy toàn bộ test case và thu thập audit log.</w:t>
+              <w:t>Chạy toàn bộ test case hợp lệ và không hợp lệ</w:t>
             </w:r>
             <w:r>
               <w:rPr>
@@ -2462,99 +2446,7 @@
               <w:jc w:val="left"/>
             </w:pPr>
             <w:r>
-              <w:t>Bảng kết quả PASS/FAIL và audit log.</w:t>
-            </w:r>
-            <w:r>
-              <w:rPr>
-                <w:rFonts w:ascii="Times New Roman" w:hAnsi="Times New Roman" w:eastAsia="Times New Roman"/>
-                <w:b w:val="0"/>
-                <w:i w:val="0"/>
-                <w:sz w:val="22"/>
-              </w:rPr>
-            </w:r>
-          </w:p>
-        </w:tc>
-        <w:tc>
-          <w:tcPr>
-            <w:tcW w:type="dxa" w:w="2535"/>
-            <w:vAlign w:val="center"/>
-          </w:tcPr>
-          <w:p>
-            <w:pPr>
-              <w:spacing w:after="0"/>
-              <w:jc w:val="left"/>
-            </w:pPr>
-            <w:r>
-              <w:t>Tuần 03</w:t>
-            </w:r>
-            <w:r>
-              <w:rPr>
-                <w:rFonts w:ascii="Times New Roman" w:hAnsi="Times New Roman" w:eastAsia="Times New Roman"/>
-                <w:b w:val="0"/>
-                <w:i w:val="0"/>
-                <w:sz w:val="22"/>
-              </w:rPr>
-            </w:r>
-          </w:p>
-        </w:tc>
-        <w:tc>
-          <w:tcPr>
-            <w:tcW w:type="dxa" w:w="2535"/>
-            <w:vAlign w:val="center"/>
-          </w:tcPr>
-          <w:p>
-            <w:pPr>
-              <w:spacing w:after="0"/>
-              <w:jc w:val="left"/>
-            </w:pPr>
-            <w:r/>
-            <w:r>
-              <w:rPr>
-                <w:rFonts w:ascii="Times New Roman" w:hAnsi="Times New Roman" w:eastAsia="Times New Roman"/>
-                <w:b w:val="0"/>
-                <w:i w:val="0"/>
-                <w:sz w:val="22"/>
-              </w:rPr>
-            </w:r>
-          </w:p>
-        </w:tc>
-      </w:tr>
-      <w:tr>
-        <w:tc>
-          <w:tcPr>
-            <w:tcW w:type="dxa" w:w="2535"/>
-            <w:vAlign w:val="center"/>
-          </w:tcPr>
-          <w:p>
-            <w:pPr>
-              <w:spacing w:after="0"/>
-              <w:jc w:val="left"/>
-            </w:pPr>
-            <w:r>
-              <w:t>Chụp ảnh flow Node-RED, debug ACCEPT/REJECT và trạng thái Docker.</w:t>
-            </w:r>
-            <w:r>
-              <w:rPr>
-                <w:rFonts w:ascii="Times New Roman" w:hAnsi="Times New Roman" w:eastAsia="Times New Roman"/>
-                <w:b w:val="0"/>
-                <w:i w:val="0"/>
-                <w:sz w:val="22"/>
-              </w:rPr>
-            </w:r>
-          </w:p>
-        </w:tc>
-        <w:tc>
-          <w:tcPr>
-            <w:tcW w:type="dxa" w:w="2535"/>
-            <w:vAlign w:val="center"/>
-          </w:tcPr>
-          <w:p>
-            <w:pPr>
-              <w:spacing w:after="0"/>
-              <w:jc w:val="left"/>
-            </w:pPr>
-            <w:r>
-              <w:t>Bộ 5 ảnh minh chứng.</w:t>
+              <w:t>Bảng PASS/FAIL và audit log</w:t>
             </w:r>
             <w:r>
               <w:rPr>
@@ -2600,7 +2492,7 @@
               <w:jc w:val="left"/>
             </w:pPr>
             <w:r>
-              <w:t>Theo docs/screenshots/README.md</w:t>
+              <w:t>Lưu tại evidence/</w:t>
             </w:r>
             <w:r>
               <w:rPr>
@@ -2625,7 +2517,7 @@
               <w:jc w:val="left"/>
             </w:pPr>
             <w:r>
-              <w:t>Quay video demo hoạt động của IoT Security Gateway.</w:t>
+              <w:t>Chụp flow Node-RED, ACCEPT, REJECT và trạng thái Docker</w:t>
             </w:r>
             <w:r>
               <w:rPr>
@@ -2648,7 +2540,7 @@
               <w:jc w:val="left"/>
             </w:pPr>
             <w:r>
-              <w:t>Video demo 60-90 giây gồm flow, ACCEPT, REJECT và audit log.</w:t>
+              <w:t>Bộ ảnh minh chứng</w:t>
             </w:r>
             <w:r>
               <w:rPr>
@@ -2694,7 +2586,7 @@
               <w:jc w:val="left"/>
             </w:pPr>
             <w:r>
-              <w:t>Theo docs/HUONG_DAN_QUAY_VIDEO_DEMO.md</w:t>
+              <w:t>Lưu tại docs/screenshots/</w:t>
             </w:r>
             <w:r>
               <w:rPr>
@@ -2719,7 +2611,7 @@
               <w:jc w:val="left"/>
             </w:pPr>
             <w:r>
-              <w:t>Hoàn thiện bảng rủi ro, README và cập nhật repository GitHub.</w:t>
+              <w:t>Hoàn thiện bảng phân tích rủi ro</w:t>
             </w:r>
             <w:r>
               <w:rPr>
@@ -2742,7 +2634,101 @@
               <w:jc w:val="left"/>
             </w:pPr>
             <w:r>
-              <w:t>docs/BANG_RUI_RO.md hoàn chỉnh, README cập nhật.</w:t>
+              <w:t>BANG_RUI_RO.md</w:t>
+            </w:r>
+            <w:r>
+              <w:rPr>
+                <w:rFonts w:ascii="Times New Roman" w:hAnsi="Times New Roman" w:eastAsia="Times New Roman"/>
+                <w:b w:val="0"/>
+                <w:i w:val="0"/>
+                <w:sz w:val="22"/>
+              </w:rPr>
+            </w:r>
+          </w:p>
+        </w:tc>
+        <w:tc>
+          <w:tcPr>
+            <w:tcW w:type="dxa" w:w="2535"/>
+            <w:vAlign w:val="center"/>
+          </w:tcPr>
+          <w:p>
+            <w:pPr>
+              <w:spacing w:after="0"/>
+              <w:jc w:val="left"/>
+            </w:pPr>
+            <w:r>
+              <w:t>Tuần 03</w:t>
+            </w:r>
+            <w:r>
+              <w:rPr>
+                <w:rFonts w:ascii="Times New Roman" w:hAnsi="Times New Roman" w:eastAsia="Times New Roman"/>
+                <w:b w:val="0"/>
+                <w:i w:val="0"/>
+                <w:sz w:val="22"/>
+              </w:rPr>
+            </w:r>
+          </w:p>
+        </w:tc>
+        <w:tc>
+          <w:tcPr>
+            <w:tcW w:type="dxa" w:w="2535"/>
+            <w:vAlign w:val="center"/>
+          </w:tcPr>
+          <w:p>
+            <w:pPr>
+              <w:spacing w:after="0"/>
+              <w:jc w:val="left"/>
+            </w:pPr>
+            <w:r>
+              <w:t>Đối chiếu rule và test case</w:t>
+            </w:r>
+            <w:r>
+              <w:rPr>
+                <w:rFonts w:ascii="Times New Roman" w:hAnsi="Times New Roman" w:eastAsia="Times New Roman"/>
+                <w:b w:val="0"/>
+                <w:i w:val="0"/>
+                <w:sz w:val="22"/>
+              </w:rPr>
+            </w:r>
+          </w:p>
+        </w:tc>
+      </w:tr>
+      <w:tr>
+        <w:tc>
+          <w:tcPr>
+            <w:tcW w:type="dxa" w:w="2535"/>
+            <w:vAlign w:val="center"/>
+          </w:tcPr>
+          <w:p>
+            <w:pPr>
+              <w:spacing w:after="0"/>
+              <w:jc w:val="left"/>
+            </w:pPr>
+            <w:r>
+              <w:t>Quay video demo hoạt động của gateway</w:t>
+            </w:r>
+            <w:r>
+              <w:rPr>
+                <w:rFonts w:ascii="Times New Roman" w:hAnsi="Times New Roman" w:eastAsia="Times New Roman"/>
+                <w:b w:val="0"/>
+                <w:i w:val="0"/>
+                <w:sz w:val="22"/>
+              </w:rPr>
+            </w:r>
+          </w:p>
+        </w:tc>
+        <w:tc>
+          <w:tcPr>
+            <w:tcW w:type="dxa" w:w="2535"/>
+            <w:vAlign w:val="center"/>
+          </w:tcPr>
+          <w:p>
+            <w:pPr>
+              <w:spacing w:after="0"/>
+              <w:jc w:val="left"/>
+            </w:pPr>
+            <w:r>
+              <w:t>Video demo 60-90 giây</w:t>
             </w:r>
             <w:r>
               <w:rPr>
@@ -2787,7 +2773,9 @@
               <w:spacing w:after="0"/>
               <w:jc w:val="left"/>
             </w:pPr>
-            <w:r/>
+            <w:r>
+              <w:t>Demo ACCEPT, REJECT và audit log</w:t>
+            </w:r>
             <w:r>
               <w:rPr>
                 <w:rFonts w:ascii="Times New Roman" w:hAnsi="Times New Roman" w:eastAsia="Times New Roman"/>
